--- a/files/pro/travaux/cdc-libre.docx
+++ b/files/pro/travaux/cdc-libre.docx
@@ -212,7 +212,7 @@
             </w:pPr>
             <w:sdt>
               <w:sdtPr>
-                <w:id w:val="1152927940"/>
+                <w:id w:val="-402525031"/>
                 <w:tag w:val="goog_rdk_0"/>
               </w:sdtPr>
               <w:sdtContent>
@@ -223,7 +223,7 @@
                     <w:szCs w:val="18"/>
                     <w:rtl w:val="0"/>
                   </w:rPr>
-                  <w:t xml:space="preserve">30 logements libres T2 → T5</w:t>
+                  <w:t xml:space="preserve">32 logements libres T2 → T5</w:t>
                 </w:r>
               </w:sdtContent>
             </w:sdt>
@@ -483,7 +483,7 @@
                 <w:szCs w:val="18"/>
                 <w:rtl w:val="0"/>
               </w:rPr>
-              <w:t xml:space="preserve">4e trimestre 2028</w:t>
+              <w:t xml:space="preserve">3e trimestre 2028</w:t>
             </w:r>
             <w:r>
               <w:rPr>
@@ -511,14 +511,14 @@
           <wp:anchor allowOverlap="1" behindDoc="0" distB="114300" distT="114300" distL="114300" distR="114300" hidden="0" layoutInCell="1" locked="0" relativeHeight="0" simplePos="0">
             <wp:simplePos x="0" y="0"/>
             <wp:positionH relativeFrom="column">
-              <wp:posOffset>-47624</wp:posOffset>
+              <wp:posOffset>-1106</wp:posOffset>
             </wp:positionH>
             <wp:positionV relativeFrom="paragraph">
-              <wp:posOffset>457200</wp:posOffset>
+              <wp:posOffset>771525</wp:posOffset>
             </wp:positionV>
-            <wp:extent cx="5760410" cy="3111500"/>
+            <wp:extent cx="5760410" cy="3200400"/>
             <wp:effectExtent b="0" l="0" r="0" t="0"/>
-            <wp:wrapNone/>
+            <wp:wrapTopAndBottom distB="114300" distT="114300"/>
             <wp:docPr id="1" name="image1.png"/>
             <a:graphic>
               <a:graphicData uri="http://schemas.openxmlformats.org/drawingml/2006/picture">
@@ -537,7 +537,7 @@
                   <pic:spPr>
                     <a:xfrm>
                       <a:off x="0" y="0"/>
-                      <a:ext cx="5760410" cy="3111500"/>
+                      <a:ext cx="5760410" cy="3200400"/>
                     </a:xfrm>
                     <a:prstGeom prst="rect"/>
                     <a:ln/>
@@ -582,7 +582,7 @@
         <w:rPr>
           <w:rtl w:val="0"/>
         </w:rPr>
-        <w:t xml:space="preserve">0</w:t>
+        <w:t xml:space="preserve">2</w:t>
       </w:r>
       <w:r>
         <w:rPr>
@@ -721,7 +721,7 @@
             </w:pPr>
             <w:sdt>
               <w:sdtPr>
-                <w:id w:val="-1707823523"/>
+                <w:id w:val="1024041065"/>
                 <w:tag w:val="goog_rdk_1"/>
               </w:sdtPr>
               <w:sdtContent>
@@ -775,7 +775,7 @@
             </w:r>
             <w:sdt>
               <w:sdtPr>
-                <w:id w:val="1546193014"/>
+                <w:id w:val="-22843616"/>
                 <w:tag w:val="goog_rdk_2"/>
               </w:sdtPr>
               <w:sdtContent>
@@ -861,7 +861,7 @@
             </w:r>
             <w:sdt>
               <w:sdtPr>
-                <w:id w:val="1562153937"/>
+                <w:id w:val="528530847"/>
                 <w:tag w:val="goog_rdk_3"/>
               </w:sdtPr>
               <w:sdtContent>
@@ -1329,7 +1329,7 @@
       </w:r>
       <w:sdt>
         <w:sdtPr>
-          <w:id w:val="1109361489"/>
+          <w:id w:val="-1976776540"/>
           <w:tag w:val="goog_rdk_4"/>
         </w:sdtPr>
         <w:sdtContent>
@@ -1626,7 +1626,7 @@
       </w:r>
       <w:sdt>
         <w:sdtPr>
-          <w:id w:val="-414032905"/>
+          <w:id w:val="-1234639100"/>
           <w:tag w:val="goog_rdk_5"/>
         </w:sdtPr>
         <w:sdtContent>
@@ -1715,7 +1715,7 @@
       </w:r>
       <w:sdt>
         <w:sdtPr>
-          <w:id w:val="1133556128"/>
+          <w:id w:val="207196190"/>
           <w:tag w:val="goog_rdk_6"/>
         </w:sdtPr>
         <w:sdtContent>
@@ -1791,7 +1791,7 @@
       </w:r>
       <w:sdt>
         <w:sdtPr>
-          <w:id w:val="229253873"/>
+          <w:id w:val="1840638989"/>
           <w:tag w:val="goog_rdk_7"/>
         </w:sdtPr>
         <w:sdtContent>
@@ -1963,7 +1963,7 @@
       </w:r>
       <w:sdt>
         <w:sdtPr>
-          <w:id w:val="80273369"/>
+          <w:id w:val="-1579961193"/>
           <w:tag w:val="goog_rdk_8"/>
         </w:sdtPr>
         <w:sdtContent>
@@ -1992,7 +1992,7 @@
       </w:r>
       <w:sdt>
         <w:sdtPr>
-          <w:id w:val="1853147780"/>
+          <w:id w:val="-763534612"/>
           <w:tag w:val="goog_rdk_9"/>
         </w:sdtPr>
         <w:sdtContent>
@@ -2333,7 +2333,7 @@
       </w:r>
       <w:sdt>
         <w:sdtPr>
-          <w:id w:val="386351981"/>
+          <w:id w:val="-885213101"/>
           <w:tag w:val="goog_rdk_10"/>
         </w:sdtPr>
         <w:sdtContent>
@@ -2402,7 +2402,7 @@
       </w:r>
       <w:sdt>
         <w:sdtPr>
-          <w:id w:val="1603189652"/>
+          <w:id w:val="624265627"/>
           <w:tag w:val="goog_rdk_11"/>
         </w:sdtPr>
         <w:sdtContent>
@@ -2526,7 +2526,7 @@
       </w:r>
       <w:sdt>
         <w:sdtPr>
-          <w:id w:val="-1449321911"/>
+          <w:id w:val="993593236"/>
           <w:tag w:val="goog_rdk_12"/>
         </w:sdtPr>
         <w:sdtContent>
@@ -2628,7 +2628,7 @@
       </w:pPr>
       <w:sdt>
         <w:sdtPr>
-          <w:id w:val="-1594720772"/>
+          <w:id w:val="-1489009966"/>
           <w:tag w:val="goog_rdk_13"/>
         </w:sdtPr>
         <w:sdtContent>
@@ -2783,7 +2783,7 @@
       </w:r>
       <w:sdt>
         <w:sdtPr>
-          <w:id w:val="328401192"/>
+          <w:id w:val="-1072466216"/>
           <w:tag w:val="goog_rdk_14"/>
         </w:sdtPr>
         <w:sdtContent>
@@ -2832,7 +2832,7 @@
       </w:r>
       <w:sdt>
         <w:sdtPr>
-          <w:id w:val="-196316912"/>
+          <w:id w:val="1131190212"/>
           <w:tag w:val="goog_rdk_15"/>
         </w:sdtPr>
         <w:sdtContent>
@@ -3110,7 +3110,7 @@
       </w:r>
       <w:sdt>
         <w:sdtPr>
-          <w:id w:val="-304260537"/>
+          <w:id w:val="611004154"/>
           <w:tag w:val="goog_rdk_16"/>
         </w:sdtPr>
         <w:sdtContent>
@@ -4085,7 +4085,7 @@
             </w:pPr>
             <w:sdt>
               <w:sdtPr>
-                <w:id w:val="-300080842"/>
+                <w:id w:val="-1979425139"/>
                 <w:tag w:val="goog_rdk_17"/>
               </w:sdtPr>
               <w:sdtContent>
@@ -4441,7 +4441,7 @@
             </w:pPr>
             <w:sdt>
               <w:sdtPr>
-                <w:id w:val="1934816469"/>
+                <w:id w:val="-1329690761"/>
                 <w:tag w:val="goog_rdk_18"/>
               </w:sdtPr>
               <w:sdtContent>
@@ -4704,7 +4704,7 @@
             </w:pPr>
             <w:sdt>
               <w:sdtPr>
-                <w:id w:val="-775159166"/>
+                <w:id w:val="1623976727"/>
                 <w:tag w:val="goog_rdk_19"/>
               </w:sdtPr>
               <w:sdtContent>
@@ -5442,7 +5442,7 @@
       </w:r>
       <w:sdt>
         <w:sdtPr>
-          <w:id w:val="1495747646"/>
+          <w:id w:val="1674156087"/>
           <w:tag w:val="goog_rdk_20"/>
         </w:sdtPr>
         <w:sdtContent>
@@ -5709,7 +5709,7 @@
       <w:pPr>
         <w:numPr>
           <w:ilvl w:val="1"/>
-          <w:numId w:val="2"/>
+          <w:numId w:val="1"/>
         </w:numPr>
         <w:spacing w:after="240" w:before="240" w:lineRule="auto"/>
         <w:ind w:left="1440" w:hanging="360"/>
@@ -5756,7 +5756,7 @@
       <w:pPr>
         <w:numPr>
           <w:ilvl w:val="1"/>
-          <w:numId w:val="2"/>
+          <w:numId w:val="1"/>
         </w:numPr>
         <w:spacing w:after="0" w:afterAutospacing="0" w:before="240" w:lineRule="auto"/>
         <w:ind w:left="1440" w:hanging="360"/>
@@ -5776,7 +5776,7 @@
       <w:pPr>
         <w:numPr>
           <w:ilvl w:val="1"/>
-          <w:numId w:val="2"/>
+          <w:numId w:val="1"/>
         </w:numPr>
         <w:spacing w:after="0" w:afterAutospacing="0" w:before="0" w:beforeAutospacing="0" w:lineRule="auto"/>
         <w:ind w:left="1440" w:hanging="360"/>
@@ -5796,7 +5796,7 @@
       <w:pPr>
         <w:numPr>
           <w:ilvl w:val="1"/>
-          <w:numId w:val="2"/>
+          <w:numId w:val="1"/>
         </w:numPr>
         <w:spacing w:after="240" w:before="0" w:beforeAutospacing="0" w:lineRule="auto"/>
         <w:ind w:left="1440" w:hanging="360"/>
@@ -5860,7 +5860,7 @@
       </w:r>
       <w:sdt>
         <w:sdtPr>
-          <w:id w:val="1474598085"/>
+          <w:id w:val="-1930662054"/>
           <w:tag w:val="goog_rdk_21"/>
         </w:sdtPr>
         <w:sdtContent>
@@ -5947,7 +5947,7 @@
       </w:r>
       <w:sdt>
         <w:sdtPr>
-          <w:id w:val="1927024303"/>
+          <w:id w:val="-1713930261"/>
           <w:tag w:val="goog_rdk_22"/>
         </w:sdtPr>
         <w:sdtContent>
@@ -6028,7 +6028,7 @@
       </w:r>
       <w:sdt>
         <w:sdtPr>
-          <w:id w:val="1758736721"/>
+          <w:id w:val="1369041808"/>
           <w:tag w:val="goog_rdk_23"/>
         </w:sdtPr>
         <w:sdtContent>
@@ -6077,7 +6077,7 @@
       </w:r>
       <w:sdt>
         <w:sdtPr>
-          <w:id w:val="1035192332"/>
+          <w:id w:val="-1886279511"/>
           <w:tag w:val="goog_rdk_24"/>
         </w:sdtPr>
         <w:sdtContent>
@@ -6248,7 +6248,7 @@
       </w:r>
       <w:sdt>
         <w:sdtPr>
-          <w:id w:val="790563659"/>
+          <w:id w:val="-1723803625"/>
           <w:tag w:val="goog_rdk_25"/>
         </w:sdtPr>
         <w:sdtContent>
@@ -6337,7 +6337,7 @@
       </w:r>
       <w:sdt>
         <w:sdtPr>
-          <w:id w:val="199874144"/>
+          <w:id w:val="1405652221"/>
           <w:tag w:val="goog_rdk_26"/>
         </w:sdtPr>
         <w:sdtContent>
@@ -6377,6 +6377,55 @@
     <w:p>
       <w:pPr>
         <w:spacing w:after="40" w:lineRule="auto"/>
+        <w:ind w:left="0" w:firstLine="0"/>
+        <w:rPr/>
+      </w:pPr>
+      <w:r>
+        <w:rPr>
+          <w:rtl w:val="0"/>
+        </w:rPr>
+        <w:t xml:space="preserve">• Garde-corps des terrasses : réalisation de garde-corps selon deux typologies architecturales, alternant garde-corps en tôle métallique perforée à motifs et garde-corps pleins maçonnés en béton. La répartition des différents types sera définie par la maîtrise d’œuvre afin de créer un rythme de façade qualitatif et varié. Les garde-corps métalliques recevront une finition thermolaquée teinte au choix de l’architecte.</w:t>
+      </w:r>
+    </w:p>
+    <w:p>
+      <w:pPr>
+        <w:spacing w:after="240" w:before="240" w:lineRule="auto"/>
+        <w:rPr/>
+      </w:pPr>
+      <w:r>
+        <w:rPr>
+          <w:rtl w:val="0"/>
+        </w:rPr>
+        <w:t xml:space="preserve">• Mise en œuvre et finitions : les ouvrages seront conçus avec des systèmes de fixation discrets et intégrés, garantissant une qualité esthétique élevée. Les dimensions, ancrages et performances mécaniques respecteront l’ensemble des normes et réglementations en vigueur relatives à la sécurité des personnes.</w:t>
+      </w:r>
+    </w:p>
+    <w:p>
+      <w:pPr>
+        <w:spacing w:after="240" w:before="240" w:lineRule="auto"/>
+        <w:rPr/>
+      </w:pPr>
+      <w:r>
+        <w:rPr>
+          <w:rtl w:val="0"/>
+        </w:rPr>
+        <w:t xml:space="preserve">• Végétalisation intégrée : certaines terrasses seront équipées de jardinières maçonnées pré-équipées comprenant les dispositifs nécessaires d’étanchéité, de drainage et d’arrosage automatique afin de contribuer à la qualité paysagère du projet.</w:t>
+      </w:r>
+    </w:p>
+    <w:p>
+      <w:pPr>
+        <w:spacing w:after="240" w:before="240" w:lineRule="auto"/>
+        <w:rPr/>
+      </w:pPr>
+      <w:r>
+        <w:rPr>
+          <w:rtl w:val="0"/>
+        </w:rPr>
+        <w:t xml:space="preserve">• Protection et pérennité des façades : les jardinières intégreront des trop-pleins dissimulés ainsi que des systèmes d’évacuation des eaux adaptés. Ce dispositif est indispensable afin d’éviter les ruissellements d’eaux chargées de terre sur les façades en pierre naturelle et de préserver durablement l’aspect des parements en Pierre de Poussan.</w:t>
+      </w:r>
+    </w:p>
+    <w:p>
+      <w:pPr>
+        <w:spacing w:after="40" w:lineRule="auto"/>
         <w:ind w:left="397" w:hanging="227"/>
         <w:rPr>
           <w:color w:val="000000"/>
@@ -6384,112 +6433,17 @@
       </w:pPr>
       <w:r>
         <w:rPr>
-          <w:color w:val="b89650"/>
-          <w:rtl w:val="0"/>
-        </w:rPr>
-        <w:t xml:space="preserve">• </w:t>
-      </w:r>
-      <w:r>
+          <w:rtl w:val="0"/>
+        </w:rPr>
+      </w:r>
+    </w:p>
+    <w:p>
+      <w:pPr>
+        <w:spacing w:after="40" w:lineRule="auto"/>
+        <w:ind w:left="397" w:hanging="227"/>
         <w:rPr>
           <w:color w:val="000000"/>
-          <w:rtl w:val="0"/>
-        </w:rPr>
-        <w:t xml:space="preserve">Garde-corps vitrés panoramiques sans main courante haute pour l’ensemble des terrasses sauf le RDC : mise en œuvre de verre feuilleté extra-clair 10+10 mm SGP (SentryGlas) pour une transparence et une sécurité structurelle optimales.</w:t>
-      </w:r>
-    </w:p>
-    <w:p>
-      <w:pPr>
-        <w:spacing w:after="40" w:lineRule="auto"/>
-        <w:ind w:left="397" w:hanging="227"/>
-        <w:rPr>
-          <w:color w:val="000000"/>
-        </w:rPr>
-      </w:pPr>
-      <w:r>
-        <w:rPr>
-          <w:color w:val="b89650"/>
-          <w:rtl w:val="0"/>
-        </w:rPr>
-        <w:t xml:space="preserve">• </w:t>
-      </w:r>
-      <w:r>
-        <w:rPr>
-          <w:color w:val="000000"/>
-          <w:rtl w:val="0"/>
-        </w:rPr>
-        <w:t xml:space="preserve">Fixation invisible : Pose en pied via profilé encastré ou platines masquées, sans aucune jointure verticale (absence de montants métalliques) et sans main courante haute, pour une continuité visuelle totale.</w:t>
-      </w:r>
-    </w:p>
-    <w:p>
-      <w:pPr>
-        <w:spacing w:after="40" w:lineRule="auto"/>
-        <w:ind w:left="397" w:hanging="227"/>
-        <w:rPr>
-          <w:color w:val="000000"/>
-        </w:rPr>
-      </w:pPr>
-      <w:r>
-        <w:rPr>
-          <w:color w:val="b89650"/>
-          <w:rtl w:val="0"/>
-        </w:rPr>
-        <w:t xml:space="preserve">• </w:t>
-      </w:r>
-      <w:r>
-        <w:rPr>
-          <w:color w:val="000000"/>
-          <w:rtl w:val="0"/>
-        </w:rPr>
-        <w:t xml:space="preserve">Autres terrasses (façades courantes) : réalisation de garde-corps pleins maçonnés (finition selon lot façades) : </w:t>
-      </w:r>
-    </w:p>
-    <w:p>
-      <w:pPr>
-        <w:numPr>
-          <w:ilvl w:val="0"/>
-          <w:numId w:val="1"/>
-        </w:numPr>
-        <w:spacing w:after="0" w:afterAutospacing="0" w:lineRule="auto"/>
-        <w:ind w:left="720" w:hanging="360"/>
-        <w:rPr>
-          <w:color w:val="000000"/>
-          <w:u w:val="none"/>
-        </w:rPr>
-      </w:pPr>
-      <w:r>
-        <w:rPr>
-          <w:color w:val="000000"/>
-          <w:rtl w:val="0"/>
-        </w:rPr>
-        <w:t xml:space="preserve">Végétalisation intégrée : Jardinières maçonnées pré-équipées (étanchéité, drainage et arrosage automatique) pour une façade vivante.</w:t>
-      </w:r>
-    </w:p>
-    <w:p>
-      <w:pPr>
-        <w:numPr>
-          <w:ilvl w:val="0"/>
-          <w:numId w:val="1"/>
-        </w:numPr>
-        <w:spacing w:after="40" w:lineRule="auto"/>
-        <w:ind w:left="720" w:hanging="360"/>
-        <w:rPr>
-          <w:color w:val="000000"/>
-          <w:u w:val="none"/>
-        </w:rPr>
-      </w:pPr>
-      <w:r>
-        <w:rPr>
-          <w:color w:val="000000"/>
-          <w:rtl w:val="0"/>
-        </w:rPr>
-        <w:t xml:space="preserve">Protection et pérennité des façades : Intégration de trop-pleins invisibles et d'évacuations d'eau spécifiques. Ce dispositif est impératif pour une résidence en pierre naturelle : il empêche l'eau terreuse des jardinières de s'écouler sur les parements, évitant ainsi de tacher durablement la Pierre de Poussan lors d'épisodes pluvieux.</w:t>
-      </w:r>
-    </w:p>
-    <w:p>
-      <w:pPr>
-        <w:spacing w:after="40" w:lineRule="auto"/>
-        <w:ind w:left="397" w:hanging="227"/>
-        <w:rPr/>
+        </w:rPr>
       </w:pPr>
       <w:r>
         <w:rPr>
@@ -6524,7 +6478,7 @@
       </w:r>
       <w:sdt>
         <w:sdtPr>
-          <w:id w:val="1046946710"/>
+          <w:id w:val="2047599941"/>
           <w:tag w:val="goog_rdk_27"/>
         </w:sdtPr>
         <w:sdtContent>
@@ -7068,116 +7022,6 @@
     <w:lvl w:ilvl="0">
       <w:start w:val="1"/>
       <w:numFmt w:val="bullet"/>
-      <w:lvlText w:val="-"/>
-      <w:lvlJc w:val="left"/>
-      <w:pPr>
-        <w:ind w:left="720" w:hanging="360"/>
-      </w:pPr>
-      <w:rPr>
-        <w:u w:val="none"/>
-      </w:rPr>
-    </w:lvl>
-    <w:lvl w:ilvl="1">
-      <w:start w:val="1"/>
-      <w:numFmt w:val="bullet"/>
-      <w:lvlText w:val="-"/>
-      <w:lvlJc w:val="left"/>
-      <w:pPr>
-        <w:ind w:left="1440" w:hanging="360"/>
-      </w:pPr>
-      <w:rPr>
-        <w:u w:val="none"/>
-      </w:rPr>
-    </w:lvl>
-    <w:lvl w:ilvl="2">
-      <w:start w:val="1"/>
-      <w:numFmt w:val="bullet"/>
-      <w:lvlText w:val="-"/>
-      <w:lvlJc w:val="left"/>
-      <w:pPr>
-        <w:ind w:left="2160" w:hanging="360"/>
-      </w:pPr>
-      <w:rPr>
-        <w:u w:val="none"/>
-      </w:rPr>
-    </w:lvl>
-    <w:lvl w:ilvl="3">
-      <w:start w:val="1"/>
-      <w:numFmt w:val="bullet"/>
-      <w:lvlText w:val="-"/>
-      <w:lvlJc w:val="left"/>
-      <w:pPr>
-        <w:ind w:left="2880" w:hanging="360"/>
-      </w:pPr>
-      <w:rPr>
-        <w:u w:val="none"/>
-      </w:rPr>
-    </w:lvl>
-    <w:lvl w:ilvl="4">
-      <w:start w:val="1"/>
-      <w:numFmt w:val="bullet"/>
-      <w:lvlText w:val="-"/>
-      <w:lvlJc w:val="left"/>
-      <w:pPr>
-        <w:ind w:left="3600" w:hanging="360"/>
-      </w:pPr>
-      <w:rPr>
-        <w:u w:val="none"/>
-      </w:rPr>
-    </w:lvl>
-    <w:lvl w:ilvl="5">
-      <w:start w:val="1"/>
-      <w:numFmt w:val="bullet"/>
-      <w:lvlText w:val="-"/>
-      <w:lvlJc w:val="left"/>
-      <w:pPr>
-        <w:ind w:left="4320" w:hanging="360"/>
-      </w:pPr>
-      <w:rPr>
-        <w:u w:val="none"/>
-      </w:rPr>
-    </w:lvl>
-    <w:lvl w:ilvl="6">
-      <w:start w:val="1"/>
-      <w:numFmt w:val="bullet"/>
-      <w:lvlText w:val="-"/>
-      <w:lvlJc w:val="left"/>
-      <w:pPr>
-        <w:ind w:left="5040" w:hanging="360"/>
-      </w:pPr>
-      <w:rPr>
-        <w:u w:val="none"/>
-      </w:rPr>
-    </w:lvl>
-    <w:lvl w:ilvl="7">
-      <w:start w:val="1"/>
-      <w:numFmt w:val="bullet"/>
-      <w:lvlText w:val="-"/>
-      <w:lvlJc w:val="left"/>
-      <w:pPr>
-        <w:ind w:left="5760" w:hanging="360"/>
-      </w:pPr>
-      <w:rPr>
-        <w:u w:val="none"/>
-      </w:rPr>
-    </w:lvl>
-    <w:lvl w:ilvl="8">
-      <w:start w:val="1"/>
-      <w:numFmt w:val="bullet"/>
-      <w:lvlText w:val="-"/>
-      <w:lvlJc w:val="left"/>
-      <w:pPr>
-        <w:ind w:left="6480" w:hanging="360"/>
-      </w:pPr>
-      <w:rPr>
-        <w:u w:val="none"/>
-      </w:rPr>
-    </w:lvl>
-  </w:abstractNum>
-  <w:abstractNum w:abstractNumId="2">
-    <w:lvl w:ilvl="0">
-      <w:start w:val="1"/>
-      <w:numFmt w:val="bullet"/>
       <w:lvlText w:val="●"/>
       <w:lvlJc w:val="left"/>
       <w:pPr>
@@ -7286,9 +7130,6 @@
   </w:abstractNum>
   <w:num w:numId="1">
     <w:abstractNumId w:val="1"/>
-  </w:num>
-  <w:num w:numId="2">
-    <w:abstractNumId w:val="2"/>
   </w:num>
 </w:numbering>
 </file>
